--- a/sentiment_analysis_social_media_brand_management/4 Project Report Template.docx
+++ b/sentiment_analysis_social_media_brand_management/4 Project Report Template.docx
@@ -311,17 +311,6 @@
                 <w:szCs w:val="24"/>
               </w:rPr>
             </w:pPr>
-            <w:r>
-              <w:rPr>
-                <w:rFonts w:ascii="Times New Roman" w:hAnsi="Times New Roman" w:cs="Times New Roman"/>
-                <w:bCs/>
-                <w:iCs/>
-                <w:sz w:val="24"/>
-                <w:szCs w:val="24"/>
-                <w:lang w:val="en-IN"/>
-              </w:rPr>
-              <w:t>241VMTR01011</w:t>
-            </w:r>
           </w:p>
         </w:tc>
       </w:tr>
@@ -744,8 +733,9 @@
           <w:b/>
           <w:sz w:val="24"/>
           <w:szCs w:val="24"/>
-        </w:rPr>
-        <w:t>Biswajeet Pradhan</w:t>
+          <w:highlight w:val="yellow"/>
+        </w:rPr>
+        <w:t>[ENTER NAME]</w:t>
       </w:r>
     </w:p>
     <w:p>
@@ -1160,9 +1150,10 @@
           <w:i/>
           <w:color w:val="auto"/>
           <w:szCs w:val="22"/>
-          <w:lang w:val="en-US"/>
-        </w:rPr>
-        <w:t>Biswajeet Pradhan</w:t>
+          <w:highlight w:val="yellow"/>
+          <w:lang w:val="en-US"/>
+        </w:rPr>
+        <w:t>[ENTER NAME]</w:t>
       </w:r>
       <w:r>
         <w:rPr>
@@ -1412,9 +1403,10 @@
           <w:rFonts w:ascii="Times New Roman" w:hAnsi="Times New Roman" w:cs="Times New Roman"/>
           <w:i/>
           <w:sz w:val="24"/>
-          <w:lang w:val="en-US"/>
-        </w:rPr>
-        <w:t>Biswajeet Pradhan</w:t>
+          <w:highlight w:val="yellow"/>
+          <w:lang w:val="en-US"/>
+        </w:rPr>
+        <w:t>[ENTER NAME]</w:t>
       </w:r>
     </w:p>
     <w:p>
@@ -1526,8 +1518,9 @@
           <w:i/>
           <w:iCs/>
           <w:sz w:val="24"/>
-        </w:rPr>
-        <w:t>241VMTR01011</w:t>
+          <w:u w:val="single"/>
+        </w:rPr>
+        <w:t>USN NUMBER</w:t>
       </w:r>
     </w:p>
     <w:p>
@@ -1632,9 +1625,19 @@
           <w:rFonts w:ascii="Times New Roman" w:hAnsi="Times New Roman" w:cs="Times New Roman"/>
           <w:i/>
           <w:sz w:val="24"/>
-          <w:lang w:val="en-US"/>
-        </w:rPr>
-        <w:t xml:space="preserve">Biswajeet Pradhan </w:t>
+          <w:highlight w:val="yellow"/>
+          <w:lang w:val="en-US"/>
+        </w:rPr>
+        <w:t>[ENTER NAME]</w:t>
+      </w:r>
+      <w:r>
+        <w:rPr>
+          <w:rFonts w:ascii="Times New Roman" w:hAnsi="Times New Roman" w:cs="Times New Roman"/>
+          <w:i/>
+          <w:sz w:val="24"/>
+          <w:lang w:val="en-US"/>
+        </w:rPr>
+        <w:t xml:space="preserve"> </w:t>
       </w:r>
       <w:r>
         <w:rPr>
@@ -2495,44 +2498,33 @@
         <w:rPr>
           <w:rFonts w:ascii="Times New Roman" w:hAnsi="Times New Roman" w:cs="Times New Roman"/>
           <w:sz w:val="24"/>
-          <w:lang w:val="en-US"/>
-        </w:rPr>
-        <w:t>Biswajeet Pradhan</w:t>
-      </w:r>
-    </w:p>
-    <w:p>
-      <w:pPr>
-        <w:spacing w:after="0"/>
+          <w:highlight w:val="yellow"/>
+          <w:lang w:val="en-US"/>
+        </w:rPr>
+        <w:t>[ENTER NAME]</w:t>
+      </w:r>
+    </w:p>
+    <w:p>
+      <w:pPr>
+        <w:spacing w:after="0" w:line="240" w:lineRule="auto"/>
         <w:jc w:val="right"/>
         <w:rPr>
           <w:rFonts w:ascii="Times New Roman" w:hAnsi="Times New Roman" w:cs="Times New Roman"/>
+          <w:sz w:val="24"/>
+          <w:lang w:val="en-US"/>
+        </w:rPr>
+      </w:pPr>
+      <w:r>
+        <w:rPr>
+          <w:rFonts w:ascii="Times New Roman" w:hAnsi="Times New Roman" w:cs="Times New Roman"/>
+          <w:bCs/>
           <w:i/>
-          <w:color w:val="FF0000"/>
-          <w:sz w:val="24"/>
-          <w:lang w:val="en-US"/>
-        </w:rPr>
-      </w:pPr>
-      <w:r>
-        <w:rPr>
-          <w:rFonts w:ascii="Times New Roman" w:hAnsi="Times New Roman" w:cs="Times New Roman"/>
-          <w:bCs/>
           <w:iCs/>
           <w:sz w:val="24"/>
-          <w:szCs w:val="24"/>
-        </w:rPr>
-        <w:t>241VMTR01011</w:t>
-      </w:r>
-    </w:p>
-    <w:p>
-      <w:pPr>
-        <w:spacing w:after="0" w:line="240" w:lineRule="auto"/>
-        <w:jc w:val="both"/>
-        <w:rPr>
-          <w:rFonts w:ascii="Times New Roman" w:hAnsi="Times New Roman" w:cs="Times New Roman"/>
-          <w:sz w:val="24"/>
-          <w:lang w:val="en-US"/>
-        </w:rPr>
-      </w:pPr>
+          <w:u w:val="single"/>
+        </w:rPr>
+        <w:t>USN NUMBER</w:t>
+      </w:r>
     </w:p>
     <w:p>
       <w:pPr>
@@ -20259,7 +20251,7 @@
         </w:rPr>
         <w:lastRenderedPageBreak/>
         <w:drawing>
-          <wp:inline distT="0" distB="0" distL="0" distR="0" wp14:anchorId="65EE7A48" wp14:editId="289AB7EB">
+          <wp:inline distT="0" distB="0" distL="0" distR="0" wp14:anchorId="65EE7A48" wp14:editId="42FB4AD9">
             <wp:extent cx="6226251" cy="1458842"/>
             <wp:effectExtent l="0" t="0" r="3175" b="8255"/>
             <wp:docPr id="4" name="Picture 4"/>
@@ -21007,7 +20999,7 @@
           <w:noProof/>
         </w:rPr>
         <w:drawing>
-          <wp:inline distT="0" distB="0" distL="0" distR="0" wp14:anchorId="1F4C7803" wp14:editId="5C9DB0F6">
+          <wp:inline distT="0" distB="0" distL="0" distR="0" wp14:anchorId="1F4C7803" wp14:editId="69F3A484">
             <wp:extent cx="6343776" cy="1980901"/>
             <wp:effectExtent l="0" t="0" r="0" b="635"/>
             <wp:docPr id="5" name="Picture 5"/>
@@ -21847,7 +21839,7 @@
           <w:noProof/>
         </w:rPr>
         <w:drawing>
-          <wp:inline distT="0" distB="0" distL="0" distR="0" wp14:anchorId="36942166" wp14:editId="02F71999">
+          <wp:inline distT="0" distB="0" distL="0" distR="0" wp14:anchorId="36942166" wp14:editId="0AC95CA4">
             <wp:extent cx="6369253" cy="3225065"/>
             <wp:effectExtent l="0" t="0" r="0" b="0"/>
             <wp:docPr id="6" name="Picture 6"/>
@@ -23650,7 +23642,7 @@
           <w:noProof/>
         </w:rPr>
         <w:drawing>
-          <wp:inline distT="0" distB="0" distL="0" distR="0" wp14:anchorId="654EC66F" wp14:editId="699136FB">
+          <wp:inline distT="0" distB="0" distL="0" distR="0" wp14:anchorId="654EC66F" wp14:editId="18B249E4">
             <wp:extent cx="6246205" cy="3277772"/>
             <wp:effectExtent l="0" t="0" r="2540" b="0"/>
             <wp:docPr id="7" name="Picture 7"/>
@@ -24310,7 +24302,7 @@
           <w:noProof/>
         </w:rPr>
         <w:drawing>
-          <wp:inline distT="0" distB="0" distL="0" distR="0" wp14:anchorId="0C37C398" wp14:editId="4B933626">
+          <wp:inline distT="0" distB="0" distL="0" distR="0" wp14:anchorId="0C37C398" wp14:editId="2EE16A28">
             <wp:extent cx="6395987" cy="2103381"/>
             <wp:effectExtent l="0" t="0" r="5080" b="0"/>
             <wp:docPr id="8" name="Picture 8"/>
@@ -24875,7 +24867,7 @@
           <w:noProof/>
         </w:rPr>
         <w:drawing>
-          <wp:inline distT="0" distB="0" distL="0" distR="0" wp14:anchorId="5F05F56C" wp14:editId="7590B596">
+          <wp:inline distT="0" distB="0" distL="0" distR="0" wp14:anchorId="5F05F56C" wp14:editId="560592E6">
             <wp:extent cx="2686647" cy="2255003"/>
             <wp:effectExtent l="0" t="0" r="0" b="0"/>
             <wp:docPr id="9" name="Picture 9"/>
@@ -45202,6 +45194,7 @@
   <w:style w:type="character" w:default="1" w:styleId="DefaultParagraphFont">
     <w:name w:val="Default Paragraph Font"/>
     <w:uiPriority w:val="1"/>
+    <w:semiHidden/>
     <w:unhideWhenUsed/>
   </w:style>
   <w:style w:type="table" w:default="1" w:styleId="TableNormal">
